--- a/prompt-templates/Prompt_Template_Domain_Primer.docx
+++ b/prompt-templates/Prompt_Template_Domain_Primer.docx
@@ -11,21 +11,22 @@
       </w:r>
     </w:p>
     <w:p>
+      <w:pPr>
+        <w:spacing w:after="240"/>
+      </w:pPr>
       <w:r>
         <w:rPr>
           <w:b/>
           <w:bCs/>
-          <w:color w:val="2E75B6"/>
+          <w:i/>
+          <w:iCs/>
+          <w:sz w:val="22"/>
+          <w:szCs w:val="22"/>
         </w:rPr>
         <w:t xml:space="preserve">Variable to replace throughout: [DOMAIN] — replace every instance of [DOMAIN] with your target domain</w:t>
       </w:r>
     </w:p>
     <w:p>
-      <w:r>
-        <w:t xml:space="preserve"/>
-      </w:r>
-    </w:p>
-    <w:p>
       <w:pPr>
         <w:pStyle w:val="Heading2"/>
       </w:pPr>
@@ -34,30 +35,99 @@
       </w:r>
     </w:p>
     <w:p>
+      <w:pPr>
+        <w:spacing w:after="120"/>
+      </w:pPr>
       <w:r>
         <w:rPr>
           <w:i/>
           <w:iCs/>
-          <w:color w:val="666666"/>
         </w:rPr>
         <w:t xml:space="preserve">Run these together as your first query.</w:t>
       </w:r>
     </w:p>
     <w:p>
-      <w:r>
-        <w:t xml:space="preserve">You are a senior product strategist preparing a domain primer on [DOMAIN] for a PM interview. Your goal is NOT to define the category — the interviewer knows what it is. Your goal is to surface the structural mechanics that every PM in this space must understand: how value is created, captured, and distributed; what forces constrain every product decision; and what patterns from other domains illuminate this one.
-Label inferences as [INFERRED] and documented claims as [DOCUMENTED].
-Now run Prompt 2:
-Research the business model mechanics of [DOMAIN]. Answer:
-1. How value is created, captured, and distributed across the key players.
-2. What structurally differentiates winners from losers — is it data, network effects, switching costs, brand, or something else?
-3. What the unit economics look like for a typical player — what drives margin and what destroys it?
-4. What is the fundamental tension in the business model — the tradeoff every player has to navigate?</w:t>
-      </w:r>
-    </w:p>
-    <w:p>
-      <w:r>
-        <w:t xml:space="preserve"/>
+      <w:pPr>
+        <w:spacing w:after="120"/>
+      </w:pPr>
+      <w:r>
+        <w:t xml:space="preserve">You are a senior product strategist preparing a domain primer on [DOMAIN] for a PM interview. Your goal is NOT to define the category — the interviewer knows what it is. Your goal is to surface the structural mechanics that every PM in this space must understand: how value is created, captured, and distributed; what forces constrain every product decision; and what patterns from other domains illuminate this one.</w:t>
+      </w:r>
+    </w:p>
+    <w:p>
+      <w:pPr>
+        <w:spacing w:after="120"/>
+      </w:pPr>
+      <w:r>
+        <w:t xml:space="preserve">Label inferences as [INFERRED] and documented claims as [DOCUMENTED].</w:t>
+      </w:r>
+    </w:p>
+    <w:p>
+      <w:pPr>
+        <w:spacing w:after="120"/>
+      </w:pPr>
+      <w:r>
+        <w:t xml:space="preserve">Now run Prompt 2:</w:t>
+      </w:r>
+    </w:p>
+    <w:p>
+      <w:pPr>
+        <w:spacing w:after="60"/>
+      </w:pPr>
+      <w:r>
+        <w:t xml:space="preserve">Research the business model mechanics of [DOMAIN]. Answer:</w:t>
+      </w:r>
+    </w:p>
+    <w:p>
+      <w:pPr>
+        <w:pStyle w:val="ListParagraph"/>
+        <w:numPr>
+          <w:ilvl w:val="0"/>
+          <w:numId w:val="2"/>
+        </w:numPr>
+        <w:spacing w:after="60"/>
+      </w:pPr>
+      <w:r>
+        <w:t xml:space="preserve">How value is created, captured, and distributed across the key players.</w:t>
+      </w:r>
+    </w:p>
+    <w:p>
+      <w:pPr>
+        <w:pStyle w:val="ListParagraph"/>
+        <w:numPr>
+          <w:ilvl w:val="0"/>
+          <w:numId w:val="2"/>
+        </w:numPr>
+        <w:spacing w:after="60"/>
+      </w:pPr>
+      <w:r>
+        <w:t xml:space="preserve">What structurally differentiates winners from losers — is it data, network effects, switching costs, brand, or something else?</w:t>
+      </w:r>
+    </w:p>
+    <w:p>
+      <w:pPr>
+        <w:pStyle w:val="ListParagraph"/>
+        <w:numPr>
+          <w:ilvl w:val="0"/>
+          <w:numId w:val="2"/>
+        </w:numPr>
+        <w:spacing w:after="60"/>
+      </w:pPr>
+      <w:r>
+        <w:t xml:space="preserve">What the unit economics look like for a typical player — what drives margin and what destroys it?</w:t>
+      </w:r>
+    </w:p>
+    <w:p>
+      <w:pPr>
+        <w:pStyle w:val="ListParagraph"/>
+        <w:numPr>
+          <w:ilvl w:val="0"/>
+          <w:numId w:val="2"/>
+        </w:numPr>
+        <w:spacing w:after="60"/>
+      </w:pPr>
+      <w:r>
+        <w:t xml:space="preserve">What is the fundamental tension in the business model — the tradeoff every player has to navigate?</w:t>
       </w:r>
     </w:p>
     <w:p>
@@ -69,19 +139,87 @@
       </w:r>
     </w:p>
     <w:p>
-      <w:r>
-        <w:t xml:space="preserve">Research how customer and user mindsets have evolved in [DOMAIN]. Identify 3-5 major mindset shifts — moments when what customers expected or valued materially changed. For each shift:
-1. The before state — what did customers believe or expect?
-2. The after state — what do they believe or expect now?
-3. What drove the shift — technology, competitive event, regulatory change, or cultural change?
-4. What product implications this created — what had to change in products as a result?
-Also identify: what is the next mindset shift arriving that most players haven't fully designed for yet?
-Label as [DOCUMENTED] or [INFERRED].</w:t>
-      </w:r>
-    </w:p>
-    <w:p>
-      <w:r>
-        <w:t xml:space="preserve"/>
+      <w:pPr>
+        <w:spacing w:after="60"/>
+      </w:pPr>
+      <w:r>
+        <w:t xml:space="preserve">Research how customer and user mindsets have evolved in [DOMAIN]. Identify 3-5 major mindset shifts — moments when what customers expected or valued materially changed. For each shift:</w:t>
+      </w:r>
+    </w:p>
+    <w:p>
+      <w:pPr>
+        <w:pStyle w:val="ListParagraph"/>
+        <w:numPr>
+          <w:ilvl w:val="0"/>
+          <w:numId w:val="2"/>
+        </w:numPr>
+        <w:spacing w:after="60"/>
+      </w:pPr>
+      <w:r>
+        <w:t xml:space="preserve">The before state — what did customers believe or expect?</w:t>
+      </w:r>
+    </w:p>
+    <w:p>
+      <w:pPr>
+        <w:pStyle w:val="ListParagraph"/>
+        <w:numPr>
+          <w:ilvl w:val="0"/>
+          <w:numId w:val="2"/>
+        </w:numPr>
+        <w:spacing w:after="60"/>
+      </w:pPr>
+      <w:r>
+        <w:t xml:space="preserve">The after state — what do they believe or expect now?</w:t>
+      </w:r>
+    </w:p>
+    <w:p>
+      <w:pPr>
+        <w:pStyle w:val="ListParagraph"/>
+        <w:numPr>
+          <w:ilvl w:val="0"/>
+          <w:numId w:val="2"/>
+        </w:numPr>
+        <w:spacing w:after="60"/>
+      </w:pPr>
+      <w:r>
+        <w:t xml:space="preserve">What drove the shift — technology, competitive event, regulatory change, or cultural change?</w:t>
+      </w:r>
+    </w:p>
+    <w:p>
+      <w:pPr>
+        <w:pStyle w:val="ListParagraph"/>
+        <w:numPr>
+          <w:ilvl w:val="0"/>
+          <w:numId w:val="2"/>
+        </w:numPr>
+        <w:spacing w:after="60"/>
+      </w:pPr>
+      <w:r>
+        <w:t xml:space="preserve">What product implications this created — what had to change in products as a result?</w:t>
+      </w:r>
+    </w:p>
+    <w:p>
+      <w:pPr>
+        <w:spacing w:after="120"/>
+      </w:pPr>
+      <w:r>
+        <w:t xml:space="preserve">Also identify: what is the next mindset shift arriving that most players haven’t fully designed for yet?</w:t>
+      </w:r>
+    </w:p>
+    <w:p>
+      <w:pPr>
+        <w:spacing w:after="120"/>
+      </w:pPr>
+      <w:r>
+        <w:t xml:space="preserve">Also research cross-platform behavior spillover: what habits or expectations users developed in adjacent or unrelated domains that are now reshaping what they expect in [DOMAIN]. For each, identify: what the imported behavior is, where it came from, and what product teams in [DOMAIN] are still underreacting to.</w:t>
+      </w:r>
+    </w:p>
+    <w:p>
+      <w:pPr>
+        <w:spacing w:after="240"/>
+      </w:pPr>
+      <w:r>
+        <w:t xml:space="preserve">Label as [DOCUMENTED] or [INFERRED].</w:t>
       </w:r>
     </w:p>
     <w:p>
@@ -93,19 +231,84 @@
       </w:r>
     </w:p>
     <w:p>
-      <w:r>
-        <w:t xml:space="preserve">Research the structural forces that constrain every product in [DOMAIN]. Cover:
-1. Network effects — what kind, how strong, and where they break down.
-2. Regulatory and trust constraints — what rules or norms cap what products can do.
-3. Unit economics ceilings — what structural limits prevent margin expansion.
-4. Supply and demand dynamics — what creates scarcity or abundance on each side of the market.
-5. Data feedback loops — who accumulates data advantages and how fast do they compound?
-Label as [DOCUMENTED] or [INFERRED].</w:t>
-      </w:r>
-    </w:p>
-    <w:p>
-      <w:r>
-        <w:t xml:space="preserve"/>
+      <w:pPr>
+        <w:spacing w:after="60"/>
+      </w:pPr>
+      <w:r>
+        <w:t xml:space="preserve">Research the structural forces that constrain every product in [DOMAIN]. Cover:</w:t>
+      </w:r>
+    </w:p>
+    <w:p>
+      <w:pPr>
+        <w:pStyle w:val="ListParagraph"/>
+        <w:numPr>
+          <w:ilvl w:val="0"/>
+          <w:numId w:val="2"/>
+        </w:numPr>
+        <w:spacing w:after="60"/>
+      </w:pPr>
+      <w:r>
+        <w:t xml:space="preserve">Network effects — what kind, how strong, and where they break down.</w:t>
+      </w:r>
+    </w:p>
+    <w:p>
+      <w:pPr>
+        <w:pStyle w:val="ListParagraph"/>
+        <w:numPr>
+          <w:ilvl w:val="0"/>
+          <w:numId w:val="2"/>
+        </w:numPr>
+        <w:spacing w:after="60"/>
+      </w:pPr>
+      <w:r>
+        <w:t xml:space="preserve">Regulatory and trust constraints — what rules or norms cap what products can do.</w:t>
+      </w:r>
+    </w:p>
+    <w:p>
+      <w:pPr>
+        <w:pStyle w:val="ListParagraph"/>
+        <w:numPr>
+          <w:ilvl w:val="0"/>
+          <w:numId w:val="2"/>
+        </w:numPr>
+        <w:spacing w:after="60"/>
+      </w:pPr>
+      <w:r>
+        <w:t xml:space="preserve">Unit economics ceilings — what structural limits prevent margin expansion.</w:t>
+      </w:r>
+    </w:p>
+    <w:p>
+      <w:pPr>
+        <w:pStyle w:val="ListParagraph"/>
+        <w:numPr>
+          <w:ilvl w:val="0"/>
+          <w:numId w:val="2"/>
+        </w:numPr>
+        <w:spacing w:after="60"/>
+      </w:pPr>
+      <w:r>
+        <w:t xml:space="preserve">Supply and demand dynamics — what creates scarcity or abundance on each side of the market.</w:t>
+      </w:r>
+    </w:p>
+    <w:p>
+      <w:pPr>
+        <w:pStyle w:val="ListParagraph"/>
+        <w:numPr>
+          <w:ilvl w:val="0"/>
+          <w:numId w:val="2"/>
+        </w:numPr>
+        <w:spacing w:after="60"/>
+      </w:pPr>
+      <w:r>
+        <w:t xml:space="preserve">Data feedback loops — who accumulates data advantages and how fast do they compound?</w:t>
+      </w:r>
+    </w:p>
+    <w:p>
+      <w:pPr>
+        <w:spacing w:after="240"/>
+      </w:pPr>
+      <w:r>
+        <w:t xml:space="preserve">Label as [DOCUMENTED] or [INFERRED].</w:t>
       </w:r>
     </w:p>
     <w:p>
@@ -117,17 +320,58 @@
       </w:r>
     </w:p>
     <w:p>
-      <w:r>
-        <w:t xml:space="preserve">Research the cross-domain patterns that illuminate [DOMAIN]. Answer:
-1. What patterns does [DOMAIN] export — what have other industries borrowed from this space?
-2. What patterns has [DOMAIN] imported — what has this space borrowed from elsewhere?
-3. What are 2-3 non-obvious structural comparisons — domains that look nothing like [DOMAIN] on the surface but share deep structural similarities? For each, explain what the analogy reveals about product strategy in [DOMAIN].
-Label as [DOCUMENTED] or [INFERRED].</w:t>
-      </w:r>
-    </w:p>
-    <w:p>
-      <w:r>
-        <w:t xml:space="preserve"/>
+      <w:pPr>
+        <w:spacing w:after="60"/>
+      </w:pPr>
+      <w:r>
+        <w:t xml:space="preserve">Research the cross-domain patterns that illuminate [DOMAIN]. Answer:</w:t>
+      </w:r>
+    </w:p>
+    <w:p>
+      <w:pPr>
+        <w:pStyle w:val="ListParagraph"/>
+        <w:numPr>
+          <w:ilvl w:val="0"/>
+          <w:numId w:val="2"/>
+        </w:numPr>
+        <w:spacing w:after="60"/>
+      </w:pPr>
+      <w:r>
+        <w:t xml:space="preserve">What patterns does [DOMAIN] export — what have other industries borrowed from this space?</w:t>
+      </w:r>
+    </w:p>
+    <w:p>
+      <w:pPr>
+        <w:pStyle w:val="ListParagraph"/>
+        <w:numPr>
+          <w:ilvl w:val="0"/>
+          <w:numId w:val="2"/>
+        </w:numPr>
+        <w:spacing w:after="60"/>
+      </w:pPr>
+      <w:r>
+        <w:t xml:space="preserve">What patterns has [DOMAIN] imported — what has this space borrowed from elsewhere?</w:t>
+      </w:r>
+    </w:p>
+    <w:p>
+      <w:pPr>
+        <w:pStyle w:val="ListParagraph"/>
+        <w:numPr>
+          <w:ilvl w:val="0"/>
+          <w:numId w:val="2"/>
+        </w:numPr>
+        <w:spacing w:after="60"/>
+      </w:pPr>
+      <w:r>
+        <w:t xml:space="preserve">What are 2-3 non-obvious structural comparisons — domains that look nothing like [DOMAIN] on the surface but share deep structural similarities? For each, explain what the analogy reveals about product strategy in [DOMAIN].</w:t>
+      </w:r>
+    </w:p>
+    <w:p>
+      <w:pPr>
+        <w:spacing w:after="240"/>
+      </w:pPr>
+      <w:r>
+        <w:t xml:space="preserve">Label as [DOCUMENTED] or [INFERRED].</w:t>
       </w:r>
     </w:p>
     <w:p>
@@ -139,44 +383,76 @@
       </w:r>
     </w:p>
     <w:p>
+      <w:pPr>
+        <w:spacing w:after="120"/>
+      </w:pPr>
       <w:r>
         <w:rPr>
           <w:i/>
           <w:iCs/>
-          <w:color w:val="666666"/>
         </w:rPr>
         <w:t xml:space="preserve">Run this last, in the same thread. Do not start a new conversation.</w:t>
       </w:r>
     </w:p>
     <w:p>
-      <w:r>
-        <w:t xml:space="preserve">Using all the research above as context, produce the synthesis in this exact format:
-Structural logic in one paragraph: What [DOMAIN] actually is at its core, in language a PM would use to explain it to a smart non-expert.
-Five things every PM in this space must know: The non-negotiable mental models.
-The most important constraint: The single structural force that most limits what products can do.
-The cross-domain insight: The one analogy from another industry that most clarifies how to think about this space.
-The mindset shift still arriving: What customers haven't fully demanded yet but will.
-Keep this tight — half a page maximum.</w:t>
-      </w:r>
-    </w:p>
-    <w:p>
-      <w:r>
-        <w:t xml:space="preserve"/>
-      </w:r>
-    </w:p>
-    <w:p>
-      <w:pPr>
-        <w:pBdr>
-          <w:bottom w:val="single" w:color="CCCCCC" w:sz="6"/>
-        </w:pBdr>
-      </w:pPr>
-      <w:r>
-        <w:t xml:space="preserve"/>
-      </w:r>
-    </w:p>
-    <w:p>
-      <w:r>
-        <w:t xml:space="preserve"/>
+      <w:pPr>
+        <w:spacing w:after="120"/>
+      </w:pPr>
+      <w:r>
+        <w:t xml:space="preserve">Using all the research above as context, produce the synthesis in this exact format:</w:t>
+      </w:r>
+    </w:p>
+    <w:p>
+      <w:pPr>
+        <w:spacing w:after="100"/>
+        <w:ind w:left="360"/>
+      </w:pPr>
+      <w:r>
+        <w:t xml:space="preserve">Structural logic in one paragraph: What [DOMAIN] actually is at its core, in language a PM would use to explain it to a smart non-expert.</w:t>
+      </w:r>
+    </w:p>
+    <w:p>
+      <w:pPr>
+        <w:spacing w:after="100"/>
+        <w:ind w:left="360"/>
+      </w:pPr>
+      <w:r>
+        <w:t xml:space="preserve">Five things every PM in this space must know: The non-negotiable mental models.</w:t>
+      </w:r>
+    </w:p>
+    <w:p>
+      <w:pPr>
+        <w:spacing w:after="100"/>
+        <w:ind w:left="360"/>
+      </w:pPr>
+      <w:r>
+        <w:t xml:space="preserve">The most important constraint: The single structural force that most limits what products can do.</w:t>
+      </w:r>
+    </w:p>
+    <w:p>
+      <w:pPr>
+        <w:spacing w:after="100"/>
+        <w:ind w:left="360"/>
+      </w:pPr>
+      <w:r>
+        <w:t xml:space="preserve">The cross-domain insight: The one analogy from another industry that most clarifies how to think about this space.</w:t>
+      </w:r>
+    </w:p>
+    <w:p>
+      <w:pPr>
+        <w:spacing w:after="100"/>
+        <w:ind w:left="360"/>
+      </w:pPr>
+      <w:r>
+        <w:t xml:space="preserve">The mindset shift still arriving: What customers haven’t fully demanded yet but will.</w:t>
+      </w:r>
+    </w:p>
+    <w:p>
+      <w:pPr>
+        <w:spacing w:after="240"/>
+      </w:pPr>
+      <w:r>
+        <w:t xml:space="preserve">Keep this tight — half a page maximum.</w:t>
       </w:r>
     </w:p>
     <w:p>
@@ -188,24 +464,101 @@
       </w:r>
     </w:p>
     <w:p>
+      <w:pPr>
+        <w:spacing w:after="120"/>
+      </w:pPr>
       <w:r>
         <w:rPr>
           <w:i/>
           <w:iCs/>
-          <w:color w:val="666666"/>
         </w:rPr>
         <w:t xml:space="preserve">Run this after all prompts are complete, in the same thread.</w:t>
       </w:r>
     </w:p>
     <w:p>
-      <w:r>
-        <w:t xml:space="preserve">Produce a Word document (.docx) with the following structure:
-1. Title: [research type] — [subject] — [month and year]
-2. Synthesis section first — the full synthesis output, prominently placed, with no [DOCUMENTED] or [INFERRED] labels
-3. Full research sections — each prompt output as a clearly labeled section with headings, in the order the prompts were run
-4. All [DOCUMENTED] and [INFERRED] labels preserved in the full research sections
-5. Tables formatted as proper tables, not plain text
-6. Bullet points formatted as proper lists, not dashes or plain text</w:t>
+      <w:pPr>
+        <w:spacing w:after="60"/>
+      </w:pPr>
+      <w:r>
+        <w:t xml:space="preserve">Produce a Word document (.docx) with the following structure:</w:t>
+      </w:r>
+    </w:p>
+    <w:p>
+      <w:pPr>
+        <w:pStyle w:val="ListParagraph"/>
+        <w:numPr>
+          <w:ilvl w:val="0"/>
+          <w:numId w:val="2"/>
+        </w:numPr>
+        <w:spacing w:after="60"/>
+      </w:pPr>
+      <w:r>
+        <w:t xml:space="preserve">Title: [research type] — [subject] — [month and year]</w:t>
+      </w:r>
+    </w:p>
+    <w:p>
+      <w:pPr>
+        <w:pStyle w:val="ListParagraph"/>
+        <w:numPr>
+          <w:ilvl w:val="0"/>
+          <w:numId w:val="2"/>
+        </w:numPr>
+        <w:spacing w:after="60"/>
+      </w:pPr>
+      <w:r>
+        <w:t xml:space="preserve">Synthesis section first — the full synthesis output, prominently placed, with no [DOCUMENTED] or [INFERRED] labels</w:t>
+      </w:r>
+    </w:p>
+    <w:p>
+      <w:pPr>
+        <w:pStyle w:val="ListParagraph"/>
+        <w:numPr>
+          <w:ilvl w:val="0"/>
+          <w:numId w:val="2"/>
+        </w:numPr>
+        <w:spacing w:after="60"/>
+      </w:pPr>
+      <w:r>
+        <w:t xml:space="preserve">Full research sections — each prompt output as a clearly labeled section with headings, in the order the prompts were run</w:t>
+      </w:r>
+    </w:p>
+    <w:p>
+      <w:pPr>
+        <w:pStyle w:val="ListParagraph"/>
+        <w:numPr>
+          <w:ilvl w:val="0"/>
+          <w:numId w:val="2"/>
+        </w:numPr>
+        <w:spacing w:after="60"/>
+      </w:pPr>
+      <w:r>
+        <w:t xml:space="preserve">All [DOCUMENTED] and [INFERRED] labels preserved in the full research sections</w:t>
+      </w:r>
+    </w:p>
+    <w:p>
+      <w:pPr>
+        <w:pStyle w:val="ListParagraph"/>
+        <w:numPr>
+          <w:ilvl w:val="0"/>
+          <w:numId w:val="2"/>
+        </w:numPr>
+        <w:spacing w:after="60"/>
+      </w:pPr>
+      <w:r>
+        <w:t xml:space="preserve">Tables formatted as proper tables, not plain text</w:t>
+      </w:r>
+    </w:p>
+    <w:p>
+      <w:pPr>
+        <w:pStyle w:val="ListParagraph"/>
+        <w:numPr>
+          <w:ilvl w:val="0"/>
+          <w:numId w:val="2"/>
+        </w:numPr>
+        <w:spacing w:after="60"/>
+      </w:pPr>
+      <w:r>
+        <w:t xml:space="preserve">Bullet points formatted as proper lists, not dashes or plain text</w:t>
       </w:r>
     </w:p>
     <w:sectPr>
@@ -222,6 +575,43 @@
 <w:comments xmlns:cx="http://schemas.microsoft.com/office/drawing/2014/chartex" xmlns:cx1="http://schemas.microsoft.com/office/drawing/2015/9/8/chartex" xmlns:cx2="http://schemas.microsoft.com/office/drawing/2015/10/21/chartex" xmlns:cx3="http://schemas.microsoft.com/office/drawing/2016/5/9/chartex" xmlns:cx4="http://schemas.microsoft.com/office/drawing/2016/5/10/chartex" xmlns:cx5="http://schemas.microsoft.com/office/drawing/2016/5/11/chartex" xmlns:cx6="http://schemas.microsoft.com/office/drawing/2016/5/12/chartex" xmlns:cx7="http://schemas.microsoft.com/office/drawing/2016/5/13/chartex" xmlns:cx8="http://schemas.microsoft.com/office/drawing/2016/5/14/chartex" xmlns:mc="http://schemas.openxmlformats.org/markup-compatibility/2006" xmlns:aink="http://schemas.microsoft.com/office/drawing/2016/ink" xmlns:am3d="http://schemas.microsoft.com/office/drawing/2017/model3d" xmlns:o="urn:schemas-microsoft-com:office:office" xmlns:r="http://schemas.openxmlformats.org/officeDocument/2006/relationships" xmlns:m="http://schemas.openxmlformats.org/officeDocument/2006/math" xmlns:v="urn:schemas-microsoft-com:vml" xmlns:wp14="http://schemas.microsoft.com/office/word/2010/wordprocessingDrawing" xmlns:wp="http://schemas.openxmlformats.org/drawingml/2006/wordprocessingDrawing" xmlns:w10="urn:schemas-microsoft-com:office:word" xmlns:w="http://schemas.openxmlformats.org/wordprocessingml/2006/main" xmlns:w14="http://schemas.microsoft.com/office/word/2010/wordml" xmlns:w15="http://schemas.microsoft.com/office/word/2012/wordml" xmlns:w16cex="http://schemas.microsoft.com/office/word/2018/wordml/cex" xmlns:w16cid="http://schemas.microsoft.com/office/word/2016/wordml/cid" xmlns:w16="http://schemas.microsoft.com/office/word/2018/wordml" xmlns:w16sdtdh="http://schemas.microsoft.com/office/word/2020/wordml/sdtdatahash" xmlns:w16se="http://schemas.microsoft.com/office/word/2015/wordml/symex" xmlns:wpg="http://schemas.microsoft.com/office/word/2010/wordprocessingGroup" xmlns:wpi="http://schemas.microsoft.com/office/word/2010/wordprocessingInk" xmlns:wne="http://schemas.microsoft.com/office/word/2006/wordml" xmlns:wps="http://schemas.microsoft.com/office/word/2010/wordprocessingShape"/>
 </file>
 
+<file path=word/endnotes.xml><?xml version="1.0" encoding="utf-8"?>
+<w:endnotes xmlns:wpc="http://schemas.microsoft.com/office/word/2010/wordprocessingCanvas" xmlns:mc="http://schemas.openxmlformats.org/markup-compatibility/2006" xmlns:o="urn:schemas-microsoft-com:office:office" xmlns:r="http://schemas.openxmlformats.org/officeDocument/2006/relationships" xmlns:m="http://schemas.openxmlformats.org/officeDocument/2006/math" xmlns:v="urn:schemas-microsoft-com:vml" xmlns:wp14="http://schemas.microsoft.com/office/word/2010/wordprocessingDrawing" xmlns:wp="http://schemas.openxmlformats.org/drawingml/2006/wordprocessingDrawing" xmlns:w10="urn:schemas-microsoft-com:office:word" xmlns:w="http://schemas.openxmlformats.org/wordprocessingml/2006/main" xmlns:w14="http://schemas.microsoft.com/office/word/2010/wordml" xmlns:w15="http://schemas.microsoft.com/office/word/2012/wordml" xmlns:wpg="http://schemas.microsoft.com/office/word/2010/wordprocessingGroup" xmlns:wpi="http://schemas.microsoft.com/office/word/2010/wordprocessingInk" xmlns:wne="http://schemas.microsoft.com/office/word/2006/wordml" xmlns:wps="http://schemas.microsoft.com/office/word/2010/wordprocessingShape" mc:Ignorable="w14 w15 wp14">
+  <w:endnote w:type="separator" w:id="-1">
+    <w:p>
+      <w:pPr>
+        <w:spacing w:after="0" w:line="240" w:lineRule="auto"/>
+      </w:pPr>
+      <w:r>
+        <w:rPr>
+          <w:rStyle w:val="EndnoteReference"/>
+        </w:rPr>
+        <w:endnoteRef/>
+      </w:r>
+      <w:r>
+        <w:separator/>
+      </w:r>
+    </w:p>
+  </w:endnote>
+  <w:endnote w:type="continuationSeparator" w:id="0">
+    <w:p>
+      <w:pPr>
+        <w:spacing w:after="0" w:line="240" w:lineRule="auto"/>
+      </w:pPr>
+      <w:r>
+        <w:rPr>
+          <w:rStyle w:val="EndnoteReference"/>
+        </w:rPr>
+        <w:endnoteRef/>
+      </w:r>
+      <w:r>
+        <w:continuationSeparator/>
+      </w:r>
+    </w:p>
+  </w:endnote>
+</w:endnotes>
+</file>
+
 <file path=word/footnotes.xml><?xml version="1.0" encoding="utf-8"?>
 <w:footnotes xmlns:wpc="http://schemas.microsoft.com/office/word/2010/wordprocessingCanvas" xmlns:mc="http://schemas.openxmlformats.org/markup-compatibility/2006" xmlns:o="urn:schemas-microsoft-com:office:office" xmlns:r="http://schemas.openxmlformats.org/officeDocument/2006/relationships" xmlns:m="http://schemas.openxmlformats.org/officeDocument/2006/math" xmlns:v="urn:schemas-microsoft-com:vml" xmlns:wp14="http://schemas.microsoft.com/office/word/2010/wordprocessingDrawing" xmlns:wp="http://schemas.openxmlformats.org/drawingml/2006/wordprocessingDrawing" xmlns:w10="urn:schemas-microsoft-com:office:word" xmlns:w="http://schemas.openxmlformats.org/wordprocessingml/2006/main" xmlns:w14="http://schemas.microsoft.com/office/word/2010/wordml" xmlns:w15="http://schemas.microsoft.com/office/word/2012/wordml" xmlns:wpg="http://schemas.microsoft.com/office/word/2010/wordprocessingGroup" xmlns:wpi="http://schemas.microsoft.com/office/word/2010/wordprocessingInk" xmlns:wne="http://schemas.microsoft.com/office/word/2006/wordml" xmlns:wps="http://schemas.microsoft.com/office/word/2010/wordprocessingShape" mc:Ignorable="w14 w15 wp14">
   <w:footnote w:type="separator" w:id="-1">
@@ -349,18 +739,6 @@
     <w:multiLevelType w:val="hybridMultilevel"/>
     <w:lvl w:ilvl="0" w15:tentative="1">
       <w:start w:val="1"/>
-      <w:numFmt w:val="bullet"/>
-      <w:lvlText w:val="•"/>
-      <w:lvlJc w:val="left"/>
-      <w:pPr>
-        <w:ind w:left="720" w:hanging="360"/>
-      </w:pPr>
-    </w:lvl>
-  </w:abstractNum>
-  <w:abstractNum w:abstractNumId="3" w15:restartNumberingAfterBreak="0">
-    <w:multiLevelType w:val="hybridMultilevel"/>
-    <w:lvl w:ilvl="0" w15:tentative="1">
-      <w:start w:val="1"/>
       <w:numFmt w:val="decimal"/>
       <w:lvlText w:val="%1."/>
       <w:lvlJc w:val="left"/>
@@ -371,6 +749,12 @@
   </w:abstractNum>
   <w:num w:numId="1">
     <w:abstractNumId w:val="1"/>
+    <w:lvlOverride w:ilvl="0">
+      <w:startOverride w:val="1"/>
+    </w:lvlOverride>
+  </w:num>
+  <w:num w:numId="2">
+    <w:abstractNumId w:val="2"/>
     <w:lvlOverride w:ilvl="0">
       <w:startOverride w:val="1"/>
     </w:lvlOverride>
@@ -524,22 +908,59 @@
       <w:szCs w:val="20"/>
     </w:rPr>
   </w:style>
+  <w:style w:type="character" w:styleId="EndnoteReference">
+    <w:name w:val="endnote reference"/>
+    <w:basedOn w:val="DefaultParagraphFont"/>
+    <w:uiPriority w:val="99"/>
+    <w:semiHidden/>
+    <w:unhideWhenUsed/>
+    <w:rPr>
+      <w:vertAlign w:val="superscript"/>
+    </w:rPr>
+  </w:style>
+  <w:style w:type="paragraph" w:styleId="EndnoteText">
+    <w:name w:val="endnote text"/>
+    <w:basedOn w:val="Normal"/>
+    <w:link w:val="EndnoteTextChar"/>
+    <w:uiPriority w:val="99"/>
+    <w:semiHidden/>
+    <w:unhideWhenUsed/>
+    <w:pPr>
+      <w:spacing w:after="0" w:line="240" w:lineRule="auto"/>
+    </w:pPr>
+    <w:rPr>
+      <w:sz w:val="20"/>
+      <w:szCs w:val="20"/>
+    </w:rPr>
+  </w:style>
+  <w:style w:type="character" w:styleId="EndnoteTextChar">
+    <w:name w:val="Endnote Text Char"/>
+    <w:basedOn w:val="DefaultParagraphFont"/>
+    <w:link w:val="EndnoteText"/>
+    <w:uiPriority w:val="99"/>
+    <w:semiHidden/>
+    <w:unhideWhenUsed/>
+    <w:rPr>
+      <w:sz w:val="20"/>
+      <w:szCs w:val="20"/>
+    </w:rPr>
+  </w:style>
   <w:style w:type="paragraph" w:styleId="Heading1">
     <w:name w:val="Heading 1"/>
     <w:basedOn w:val="Normal"/>
     <w:next w:val="Normal"/>
     <w:qFormat/>
     <w:pPr>
-      <w:spacing w:before="320" w:after="160"/>
+      <w:spacing w:after="120" w:before="360"/>
       <w:outlineLvl w:val="0"/>
     </w:pPr>
     <w:rPr>
       <w:rFonts w:ascii="Arial" w:cs="Arial" w:eastAsia="Arial" w:hAnsi="Arial"/>
       <w:b/>
       <w:bCs/>
-      <w:color w:val="1a1a1a"/>
-      <w:sz w:val="32"/>
-      <w:szCs w:val="32"/>
+      <w:color w:val="1F3864"/>
+      <w:sz w:val="36"/>
+      <w:szCs w:val="36"/>
     </w:rPr>
   </w:style>
   <w:style w:type="paragraph" w:styleId="Heading2">
@@ -548,7 +969,7 @@
     <w:next w:val="Normal"/>
     <w:qFormat/>
     <w:pPr>
-      <w:spacing w:before="240" w:after="120"/>
+      <w:spacing w:after="120" w:before="240"/>
       <w:outlineLvl w:val="1"/>
     </w:pPr>
     <w:rPr>
@@ -556,8 +977,26 @@
       <w:b/>
       <w:bCs/>
       <w:color w:val="2E75B6"/>
-      <w:sz w:val="26"/>
-      <w:szCs w:val="26"/>
+      <w:sz w:val="28"/>
+      <w:szCs w:val="28"/>
+    </w:rPr>
+  </w:style>
+  <w:style w:type="paragraph" w:styleId="Heading3">
+    <w:name w:val="Heading 3"/>
+    <w:basedOn w:val="Normal"/>
+    <w:next w:val="Normal"/>
+    <w:qFormat/>
+    <w:pPr>
+      <w:spacing w:after="60" w:before="180"/>
+      <w:outlineLvl w:val="2"/>
+    </w:pPr>
+    <w:rPr>
+      <w:rFonts w:ascii="Arial" w:cs="Arial" w:eastAsia="Arial" w:hAnsi="Arial"/>
+      <w:b/>
+      <w:bCs/>
+      <w:color w:val="404040"/>
+      <w:sz w:val="24"/>
+      <w:szCs w:val="24"/>
     </w:rPr>
   </w:style>
 </w:styles>
